--- a/doc/xsl/org.docx.mod/docx/resources/base_Normal.docx
+++ b/doc/xsl/org.docx.mod/docx/resources/base_Normal.docx
@@ -1116,112 +1116,7 @@
     </w:sdtPr>
     <w:sdtEndPr/>
     <w:sdtContent>
-      <w:p>
-        <w:pPr>
-          <w:pStyle w:val="Header"/>
-          <w:jc w:val="center"/>
-          <w:rPr>
-            <w:rStyle w:val="PageNumber"/>
-            <w:color w:val="666666"/>
-            <!-- ч/л от 22.08.2025 -->
-          </w:rPr>
-        </w:pPr>
-        <w:r>
-          <w:rPr>
-            <w:rStyle w:val="PageNumber"/>
-            <w:color w:val="666666"/>
-            <!-- ч/л от 22.08.2025 -->
-          </w:rPr>
-          <w:fldChar w:fldCharType="begin"/>
-        </w:r>
-        <w:r>
-          <w:rPr>
-            <w:rStyle w:val="PageNumber"/>
-            <w:color w:val="666666"/>
-            <!-- ч/л от 22.08.2025 -->
-          </w:rPr>
-          <w:instrText>PAGE \* MERGEFORMAT</w:instrText>
-        </w:r>
-        <w:r>
-          <w:rPr>
-            <w:rStyle w:val="PageNumber"/>
-            <w:color w:val="666666"/>
-            <!-- ч/л от 22.08.2025 -->
-          </w:rPr>
-          <w:fldChar w:fldCharType="separate"/>
-        </w:r>
-        <w:r>
-          <w:rPr>
-            <w:rStyle w:val="PageNumber"/>
-            <w:noProof/>
-            <w:color w:val="666666"/>
-            <!-- ч/л от 22.08.2025 -->
-          </w:rPr>
-          <w:t>1</w:t>
-        </w:r>
-        <w:r>
-          <w:rPr>
-            <w:rStyle w:val="PageNumber"/>
-            <w:color w:val="666666"/>
-            <!-- ч/л от 22.08.2025 -->
-          </w:rPr>
-          <w:fldChar w:fldCharType="end"/>
-        </w:r>
-      </w:p>
-      <w:p>
-        <w:pPr>
-          <w:pStyle w:val="Header"/>
-          <w:jc w:val="center"/>
-          <w:rPr>
-            <w:rStyle w:val="PageNumber"/>
-            <w:color w:val="666666"/>
-            <!-- ч/л от 22.08.2025 -->
-          </w:rPr>
-        </w:pPr>
-        <w:r>
-          <w:rPr>
-            <w:rStyle w:val="PageNumber"/>
-            <w:color w:val="666666"/>
-            <!-- ч/л от 22.08.2025 -->
-          </w:rPr>
-          <w:fldChar w:fldCharType="begin"/>
-        </w:r>
-        <w:r>
-          <w:rPr>
-            <w:rStyle w:val="PageNumber"/>
-            <w:color w:val="666666"/>
-            <!-- ч/л от 22.08.2025 -->
-          </w:rPr>
-          <w:instrText xml:space="preserve"> STYLEREF  "DocNum"  \* MERGEFORMAT </w:instrText>
-        </w:r>
-        <w:r>
-          <w:rPr>
-            <w:rStyle w:val="PageNumber"/>
-            <w:color w:val="666666"/>
-            <!-- ч/л от 22.08.2025 -->
-          </w:rPr>
-          <w:fldChar w:fldCharType="separate"/>
-        </w:r>
-        <w:r>
-          <w:rPr>
-            <w:rStyle w:val="PageNumber"/>
-            <w:color w:val="666666"/>
-            <!-- ч/л от 22.08.2025 -->
-          </w:rPr>
-          <w:t>ЦБРФ.XX.X.XXXXX.XX.Э</w:t>
-        </w:r>
-        <w:r>
-          <w:rPr>
-            <w:rStyle w:val="PageNumber"/>
-            <w:color w:val="666666"/>
-            <!-- ч/л от 22.08.2025 -->
-          </w:rPr>
-          <w:fldChar w:fldCharType="end"/>
-        </w:r>
-        <w:bookmarkStart w:id="9" w:name="_GoBack"/>
-        <w:bookmarkEnd w:id="9"/>
-      </w:p>
-    </w:sdtContent>
+		</w:sdtContent>
   </w:sdt>
 </w:hdr>
 </file>
